--- a/docs/srs final.docx
+++ b/docs/srs final.docx
@@ -1,33 +1,53 @@
 
 <file path=word/document.xml><?xml version="1.0" encoding="utf-8"?>
-<w:document xmlns:wpc="http://schemas.microsoft.com/office/word/2010/wordprocessingCanvas" xmlns:cx="http://schemas.microsoft.com/office/drawing/2014/chartex" xmlns:cx1="http://schemas.microsoft.com/office/drawing/2015/9/8/chartex" xmlns:cx2="http://schemas.microsoft.com/office/drawing/2015/10/21/chartex" xmlns:cx3="http://schemas.microsoft.com/office/drawing/2016/5/9/chartex" xmlns:cx4="http://schemas.microsoft.com/office/drawing/2016/5/10/chartex" xmlns:cx5="http://schemas.microsoft.com/office/drawing/2016/5/11/chartex" xmlns:cx6="http://schemas.microsoft.com/office/drawing/2016/5/12/chartex" xmlns:cx7="http://schemas.microsoft.com/office/drawing/2016/5/13/chartex" xmlns:cx8="http://schemas.microsoft.com/office/drawing/2016/5/14/chartex" xmlns:mc="http://schemas.openxmlformats.org/markup-compatibility/2006" xmlns:aink="http://schemas.microsoft.com/office/drawing/2016/ink" xmlns:am3d="http://schemas.microsoft.com/office/drawing/2017/model3d" xmlns:o="urn:schemas-microsoft-com:office:office" xmlns:oel="http://schemas.microsoft.com/office/2019/extlst" xmlns:r="http://schemas.openxmlformats.org/officeDocument/2006/relationships" xmlns:m="http://schemas.openxmlformats.org/officeDocument/2006/math" xmlns:v="urn:schemas-microsoft-com:vml" xmlns:wp14="http://schemas.microsoft.com/office/word/2010/wordprocessingDrawing" xmlns:wp="http://schemas.openxmlformats.org/drawingml/2006/wordprocessingDrawing" xmlns:w10="urn:schemas-microsoft-com:office:word" xmlns:w="http://schemas.openxmlformats.org/wordprocessingml/2006/main" xmlns:w14="http://schemas.microsoft.com/office/word/2010/wordml" xmlns:w15="http://schemas.microsoft.com/office/word/2012/wordml" xmlns:w16cex="http://schemas.microsoft.com/office/word/2018/wordml/cex" xmlns:w16cid="http://schemas.microsoft.com/office/word/2016/wordml/cid" xmlns:w16="http://schemas.microsoft.com/office/word/2018/wordml" xmlns:w16du="http://schemas.microsoft.com/office/word/2023/wordml/word16du" xmlns:w16sdtdh="http://schemas.microsoft.com/office/word/2020/wordml/sdtdatahash" xmlns:w16sdtfl="http://schemas.microsoft.com/office/word/2024/wordml/sdtformatlock" xmlns:w16se="http://schemas.microsoft.com/office/word/2015/wordml/symex" xmlns:wpg="http://schemas.microsoft.com/office/word/2010/wordprocessingGroup" xmlns:wpi="http://schemas.microsoft.com/office/word/2010/wordprocessingInk" xmlns:wne="http://schemas.microsoft.com/office/word/2006/wordml" xmlns:wps="http://schemas.microsoft.com/office/word/2010/wordprocessingShape" mc:Ignorable="w14 w15 w16se w16cid w16 w16cex w16sdtdh w16sdtfl w16du wp14">
+<w:document xmlns:wpc="http://schemas.microsoft.com/office/word/2010/wordprocessingCanvas" xmlns:cx="http://schemas.microsoft.com/office/drawing/2014/chartex" xmlns:cx1="http://schemas.microsoft.com/office/drawing/2015/9/8/chartex" xmlns:cx2="http://schemas.microsoft.com/office/drawing/2015/10/21/chartex" xmlns:cx3="http://schemas.microsoft.com/office/drawing/2016/5/9/chartex" xmlns:cx4="http://schemas.microsoft.com/office/drawing/2016/5/10/chartex" xmlns:cx5="http://schemas.microsoft.com/office/drawing/2016/5/11/chartex" xmlns:cx6="http://schemas.microsoft.com/office/drawing/2016/5/12/chartex" xmlns:cx7="http://schemas.microsoft.com/office/drawing/2016/5/13/chartex" xmlns:cx8="http://schemas.microsoft.com/office/drawing/2016/5/14/chartex" xmlns:mc="http://schemas.openxmlformats.org/markup-compatibility/2006" xmlns:aink="http://schemas.microsoft.com/office/drawing/2016/ink" xmlns:am3d="http://schemas.microsoft.com/office/drawing/2017/model3d" xmlns:o="urn:schemas-microsoft-com:office:office" xmlns:oel="http://schemas.microsoft.com/office/2019/extlst" xmlns:r="http://schemas.openxmlformats.org/officeDocument/2006/relationships" xmlns:m="http://schemas.openxmlformats.org/officeDocument/2006/math" xmlns:v="urn:schemas-microsoft-com:vml" xmlns:wp14="http://schemas.microsoft.com/office/word/2010/wordprocessingDrawing" xmlns:wp="http://schemas.openxmlformats.org/drawingml/2006/wordprocessingDrawing" xmlns:w10="urn:schemas-microsoft-com:office:word" xmlns:w="http://schemas.openxmlformats.org/wordprocessingml/2006/main" xmlns:w14="http://schemas.microsoft.com/office/word/2010/wordml" xmlns:w15="http://schemas.microsoft.com/office/word/2012/wordml" xmlns:w16cei="http://schemas.microsoft.com/office/word/2026/wordml/cei" xmlns:w16cex="http://schemas.microsoft.com/office/word/2018/wordml/cex" xmlns:w16cid="http://schemas.microsoft.com/office/word/2016/wordml/cid" xmlns:w16="http://schemas.microsoft.com/office/word/2018/wordml" xmlns:w16du="http://schemas.microsoft.com/office/word/2023/wordml/word16du" xmlns:w16sdtdh="http://schemas.microsoft.com/office/word/2020/wordml/sdtdatahash" xmlns:w16sdtfl="http://schemas.microsoft.com/office/word/2024/wordml/sdtformatlock" xmlns:w16se="http://schemas.microsoft.com/office/word/2015/wordml/symex" xmlns:wpg="http://schemas.microsoft.com/office/word/2010/wordprocessingGroup" xmlns:wpi="http://schemas.microsoft.com/office/word/2010/wordprocessingInk" xmlns:wne="http://schemas.microsoft.com/office/word/2006/wordml" xmlns:wps="http://schemas.microsoft.com/office/word/2010/wordprocessingShape" mc:Ignorable="w14 w15 w16se w16cid w16 w16cex w16sdtdh w16sdtfl w16du wp14">
   <w:body>
     <w:p>
       <w:pPr>
         <w:spacing w:before="1400" w:after="200"/>
         <w:jc w:val="center"/>
-      </w:pPr>
-      <w:r>
-        <w:rPr>
-          <w:b/>
-          <w:bCs/>
-          <w:sz w:val="30"/>
-          <w:szCs w:val="30"/>
-        </w:rPr>
-        <w:t>Software Requirements Specification (SRS)</w:t>
-      </w:r>
+        <w:rPr>
+          <w:b/>
+          <w:bCs/>
+          <w:sz w:val="60"/>
+          <w:szCs w:val="60"/>
+        </w:rPr>
+      </w:pPr>
+      <w:r>
+        <w:rPr>
+          <w:b/>
+          <w:bCs/>
+          <w:sz w:val="60"/>
+          <w:szCs w:val="60"/>
+        </w:rPr>
+        <w:t>Software Requirements Specification</w:t>
+      </w:r>
+    </w:p>
+    <w:p>
+      <w:pPr>
+        <w:spacing w:before="1400" w:after="200"/>
+        <w:jc w:val="center"/>
+        <w:rPr>
+          <w:sz w:val="60"/>
+          <w:szCs w:val="60"/>
+        </w:rPr>
+      </w:pPr>
     </w:p>
     <w:p>
       <w:pPr>
         <w:spacing w:after="700"/>
         <w:jc w:val="center"/>
-      </w:pPr>
-      <w:r>
-        <w:rPr>
-          <w:b/>
-          <w:bCs/>
-          <w:sz w:val="36"/>
-          <w:szCs w:val="36"/>
+        <w:rPr>
+          <w:sz w:val="90"/>
+          <w:szCs w:val="90"/>
+        </w:rPr>
+      </w:pPr>
+      <w:r>
+        <w:rPr>
+          <w:b/>
+          <w:bCs/>
+          <w:sz w:val="90"/>
+          <w:szCs w:val="90"/>
         </w:rPr>
         <w:t>AI Resume Analysis and Recruitment System</w:t>
       </w:r>
@@ -42,6 +62,10 @@
           <w:tab w:val="left" w:pos="7185"/>
         </w:tabs>
         <w:spacing w:after="120"/>
+        <w:rPr>
+          <w:b/>
+          <w:bCs/>
+        </w:rPr>
       </w:pPr>
       <w:r>
         <w:rPr>
@@ -49,12 +73,114 @@
           <w:bCs/>
         </w:rPr>
         <w:tab/>
+      </w:r>
+    </w:p>
+    <w:p>
+      <w:pPr>
+        <w:tabs>
+          <w:tab w:val="center" w:pos="5040"/>
+          <w:tab w:val="left" w:pos="7185"/>
+        </w:tabs>
+        <w:spacing w:after="120"/>
+        <w:rPr>
+          <w:b/>
+          <w:bCs/>
+        </w:rPr>
+      </w:pPr>
+    </w:p>
+    <w:p>
+      <w:pPr>
+        <w:tabs>
+          <w:tab w:val="center" w:pos="5040"/>
+          <w:tab w:val="left" w:pos="7185"/>
+        </w:tabs>
+        <w:spacing w:after="120"/>
+        <w:rPr>
+          <w:b/>
+          <w:bCs/>
+        </w:rPr>
+      </w:pPr>
+      <w:r>
+        <w:rPr>
+          <w:b/>
+          <w:bCs/>
+        </w:rPr>
+        <w:br/>
+      </w:r>
+      <w:r>
+        <w:rPr>
+          <w:b/>
+          <w:bCs/>
+        </w:rPr>
+        <w:br/>
+      </w:r>
+      <w:r>
+        <w:rPr>
+          <w:b/>
+          <w:bCs/>
+        </w:rPr>
+        <w:br/>
+      </w:r>
+      <w:r>
+        <w:rPr>
+          <w:b/>
+          <w:bCs/>
+        </w:rPr>
+        <w:br/>
+      </w:r>
+      <w:r>
+        <w:rPr>
+          <w:b/>
+          <w:bCs/>
+        </w:rPr>
+        <w:br/>
+      </w:r>
+      <w:r>
+        <w:rPr>
+          <w:b/>
+          <w:bCs/>
+        </w:rPr>
+        <w:br/>
+      </w:r>
+    </w:p>
+    <w:p>
+      <w:pPr>
+        <w:tabs>
+          <w:tab w:val="center" w:pos="5040"/>
+          <w:tab w:val="left" w:pos="7185"/>
+        </w:tabs>
+        <w:spacing w:after="120"/>
+        <w:jc w:val="right"/>
+        <w:rPr>
+          <w:sz w:val="40"/>
+          <w:szCs w:val="40"/>
+        </w:rPr>
+      </w:pPr>
+      <w:r>
+        <w:rPr>
+          <w:b/>
+          <w:bCs/>
+        </w:rPr>
+        <w:tab/>
+      </w:r>
+      <w:r>
+        <w:rPr>
+          <w:b/>
+          <w:bCs/>
+        </w:rPr>
+        <w:t xml:space="preserve">                    </w:t>
+      </w:r>
+      <w:r>
+        <w:rPr>
+          <w:sz w:val="40"/>
+          <w:szCs w:val="40"/>
+        </w:rPr>
         <w:t>Saila Vishnu G (24BCS058)</w:t>
       </w:r>
       <w:r>
         <w:rPr>
-          <w:b/>
-          <w:bCs/>
+          <w:sz w:val="40"/>
+          <w:szCs w:val="40"/>
         </w:rPr>
         <w:tab/>
       </w:r>
@@ -62,70 +188,86 @@
     <w:p>
       <w:pPr>
         <w:spacing w:after="500"/>
-        <w:jc w:val="center"/>
-        <w:rPr>
-          <w:b/>
-          <w:bCs/>
-        </w:rPr>
-      </w:pPr>
-      <w:r>
-        <w:rPr>
-          <w:b/>
-          <w:bCs/>
-        </w:rPr>
-        <w:t xml:space="preserve">Sakthi </w:t>
+        <w:jc w:val="right"/>
+        <w:rPr>
+          <w:sz w:val="40"/>
+          <w:szCs w:val="40"/>
+        </w:rPr>
+      </w:pPr>
+      <w:r>
+        <w:rPr>
+          <w:sz w:val="40"/>
+          <w:szCs w:val="40"/>
+        </w:rPr>
+        <w:t xml:space="preserve">                                             Sakthi </w:t>
       </w:r>
       <w:proofErr w:type="spellStart"/>
       <w:r>
         <w:rPr>
-          <w:b/>
-          <w:bCs/>
+          <w:sz w:val="40"/>
+          <w:szCs w:val="40"/>
         </w:rPr>
         <w:t>Yokesh</w:t>
       </w:r>
       <w:proofErr w:type="spellEnd"/>
       <w:r>
         <w:rPr>
-          <w:b/>
-          <w:bCs/>
+          <w:sz w:val="40"/>
+          <w:szCs w:val="40"/>
         </w:rPr>
         <w:t xml:space="preserve"> S (24BCS059)</w:t>
       </w:r>
     </w:p>
-    <w:p/>
-    <w:p/>
-    <w:p/>
-    <w:p/>
-    <w:p/>
-    <w:p/>
-    <w:p/>
-    <w:p/>
-    <w:p/>
-    <w:p/>
-    <w:p/>
-    <w:p/>
-    <w:p/>
-    <w:p/>
-    <w:p/>
-    <w:p/>
-    <w:p/>
-    <w:p/>
-    <w:p/>
-    <w:p/>
-    <w:p/>
-    <w:p/>
-    <w:p/>
-    <w:p/>
-    <w:p/>
-    <w:p/>
-    <w:p/>
-    <w:p/>
-    <w:p>
+    <w:p>
+      <w:pPr>
+        <w:tabs>
+          <w:tab w:val="center" w:pos="5040"/>
+          <w:tab w:val="left" w:pos="7185"/>
+        </w:tabs>
+        <w:spacing w:after="120"/>
+        <w:jc w:val="right"/>
+        <w:rPr>
+          <w:sz w:val="40"/>
+          <w:szCs w:val="40"/>
+        </w:rPr>
+      </w:pPr>
+      <w:r>
+        <w:rPr>
+          <w:b/>
+          <w:bCs/>
+          <w:sz w:val="40"/>
+          <w:szCs w:val="40"/>
+        </w:rPr>
+        <w:tab/>
+      </w:r>
+      <w:r>
+        <w:rPr>
+          <w:b/>
+          <w:bCs/>
+          <w:sz w:val="40"/>
+          <w:szCs w:val="40"/>
+        </w:rPr>
+        <w:tab/>
+      </w:r>
+      <w:r>
+        <w:rPr>
+          <w:sz w:val="40"/>
+          <w:szCs w:val="40"/>
+        </w:rPr>
+        <w:t>Guided By</w:t>
+      </w:r>
+      <w:r>
+        <w:rPr>
+          <w:sz w:val="40"/>
+          <w:szCs w:val="40"/>
+        </w:rPr>
+        <w:br/>
+        <w:t>Mrs. M. Thanga Aruna, ME, (PhD).</w:t>
+      </w:r>
       <w:r>
         <w:br w:type="page"/>
       </w:r>
     </w:p>
-    <w:p/>
     <w:p>
       <w:pPr>
         <w:spacing w:line="360" w:lineRule="auto"/>
@@ -144,6 +286,7 @@
           <w:sz w:val="28"/>
           <w:szCs w:val="28"/>
         </w:rPr>
+        <w:lastRenderedPageBreak/>
         <w:t>Table of Contents</w:t>
       </w:r>
     </w:p>
@@ -846,6 +989,7 @@
     <w:p>
       <w:pPr>
         <w:spacing w:after="160" w:line="360" w:lineRule="auto"/>
+        <w:ind w:firstLine="720"/>
         <w:jc w:val="both"/>
         <w:rPr>
           <w:sz w:val="24"/>
@@ -881,6 +1025,7 @@
     <w:p>
       <w:pPr>
         <w:spacing w:after="160" w:line="360" w:lineRule="auto"/>
+        <w:ind w:firstLine="720"/>
         <w:jc w:val="both"/>
         <w:rPr>
           <w:sz w:val="24"/>
@@ -1040,6 +1185,7 @@
     <w:p>
       <w:pPr>
         <w:spacing w:after="160" w:line="360" w:lineRule="auto"/>
+        <w:ind w:firstLine="720"/>
         <w:jc w:val="both"/>
         <w:rPr>
           <w:sz w:val="24"/>
@@ -1369,6 +1515,7 @@
     <w:p>
       <w:pPr>
         <w:spacing w:after="160" w:line="360" w:lineRule="auto"/>
+        <w:ind w:firstLine="720"/>
         <w:jc w:val="both"/>
       </w:pPr>
       <w:r>
@@ -1397,6 +1544,7 @@
     <w:p>
       <w:pPr>
         <w:spacing w:after="160" w:line="360" w:lineRule="auto"/>
+        <w:ind w:firstLine="720"/>
         <w:jc w:val="both"/>
         <w:rPr>
           <w:sz w:val="24"/>
@@ -1642,6 +1790,7 @@
     <w:p>
       <w:pPr>
         <w:spacing w:after="160" w:line="360" w:lineRule="auto"/>
+        <w:ind w:firstLine="720"/>
         <w:jc w:val="both"/>
         <w:rPr>
           <w:sz w:val="24"/>
@@ -2667,42 +2816,39 @@
     </w:p>
     <w:p>
       <w:pPr>
-        <w:pStyle w:val="ListParagraph"/>
-        <w:numPr>
-          <w:ilvl w:val="0"/>
-          <w:numId w:val="2"/>
-        </w:numPr>
-        <w:spacing w:after="80" w:line="360" w:lineRule="auto"/>
-        <w:jc w:val="both"/>
-        <w:rPr>
-          <w:sz w:val="24"/>
-          <w:szCs w:val="24"/>
-        </w:rPr>
-      </w:pPr>
-      <w:r>
-        <w:rPr>
+        <w:rPr>
+          <w:b/>
+          <w:bCs/>
+          <w:sz w:val="24"/>
+          <w:szCs w:val="24"/>
+        </w:rPr>
+      </w:pPr>
+      <w:r>
+        <w:rPr>
+          <w:b/>
+          <w:bCs/>
+          <w:sz w:val="24"/>
+          <w:szCs w:val="24"/>
+        </w:rPr>
+        <w:br w:type="page"/>
+      </w:r>
+    </w:p>
+    <w:p>
+      <w:pPr>
+        <w:spacing w:before="240" w:after="120" w:line="360" w:lineRule="auto"/>
+        <w:rPr>
+          <w:sz w:val="24"/>
+          <w:szCs w:val="24"/>
+        </w:rPr>
+      </w:pPr>
+      <w:r>
+        <w:rPr>
+          <w:b/>
+          <w:bCs/>
           <w:sz w:val="24"/>
           <w:szCs w:val="24"/>
         </w:rPr>
         <w:lastRenderedPageBreak/>
-        <w:t>Automatic retries with exponential backoff and circuit breakers to isolate failures in external dependencies (e.g., Gemini API)</w:t>
-      </w:r>
-    </w:p>
-    <w:p>
-      <w:pPr>
-        <w:spacing w:before="240" w:after="120" w:line="360" w:lineRule="auto"/>
-        <w:rPr>
-          <w:sz w:val="24"/>
-          <w:szCs w:val="24"/>
-        </w:rPr>
-      </w:pPr>
-      <w:r>
-        <w:rPr>
-          <w:b/>
-          <w:bCs/>
-          <w:sz w:val="24"/>
-          <w:szCs w:val="24"/>
-        </w:rPr>
         <w:t>5.4 Usability</w:t>
       </w:r>
     </w:p>
@@ -3529,7 +3675,7 @@
 </file>
 
 <file path=word/numbering.xml><?xml version="1.0" encoding="utf-8"?>
-<w:numbering xmlns:wpc="http://schemas.microsoft.com/office/word/2010/wordprocessingCanvas" xmlns:cx="http://schemas.microsoft.com/office/drawing/2014/chartex" xmlns:cx1="http://schemas.microsoft.com/office/drawing/2015/9/8/chartex" xmlns:cx2="http://schemas.microsoft.com/office/drawing/2015/10/21/chartex" xmlns:cx3="http://schemas.microsoft.com/office/drawing/2016/5/9/chartex" xmlns:cx4="http://schemas.microsoft.com/office/drawing/2016/5/10/chartex" xmlns:cx5="http://schemas.microsoft.com/office/drawing/2016/5/11/chartex" xmlns:cx6="http://schemas.microsoft.com/office/drawing/2016/5/12/chartex" xmlns:cx7="http://schemas.microsoft.com/office/drawing/2016/5/13/chartex" xmlns:cx8="http://schemas.microsoft.com/office/drawing/2016/5/14/chartex" xmlns:mc="http://schemas.openxmlformats.org/markup-compatibility/2006" xmlns:aink="http://schemas.microsoft.com/office/drawing/2016/ink" xmlns:am3d="http://schemas.microsoft.com/office/drawing/2017/model3d" xmlns:o="urn:schemas-microsoft-com:office:office" xmlns:oel="http://schemas.microsoft.com/office/2019/extlst" xmlns:r="http://schemas.openxmlformats.org/officeDocument/2006/relationships" xmlns:m="http://schemas.openxmlformats.org/officeDocument/2006/math" xmlns:v="urn:schemas-microsoft-com:vml" xmlns:wp14="http://schemas.microsoft.com/office/word/2010/wordprocessingDrawing" xmlns:wp="http://schemas.openxmlformats.org/drawingml/2006/wordprocessingDrawing" xmlns:w10="urn:schemas-microsoft-com:office:word" xmlns:w="http://schemas.openxmlformats.org/wordprocessingml/2006/main" xmlns:w14="http://schemas.microsoft.com/office/word/2010/wordml" xmlns:w15="http://schemas.microsoft.com/office/word/2012/wordml" xmlns:w16cex="http://schemas.microsoft.com/office/word/2018/wordml/cex" xmlns:w16cid="http://schemas.microsoft.com/office/word/2016/wordml/cid" xmlns:w16="http://schemas.microsoft.com/office/word/2018/wordml" xmlns:w16du="http://schemas.microsoft.com/office/word/2023/wordml/word16du" xmlns:w16sdtdh="http://schemas.microsoft.com/office/word/2020/wordml/sdtdatahash" xmlns:w16sdtfl="http://schemas.microsoft.com/office/word/2024/wordml/sdtformatlock" xmlns:w16se="http://schemas.microsoft.com/office/word/2015/wordml/symex" xmlns:wpg="http://schemas.microsoft.com/office/word/2010/wordprocessingGroup" xmlns:wpi="http://schemas.microsoft.com/office/word/2010/wordprocessingInk" xmlns:wne="http://schemas.microsoft.com/office/word/2006/wordml" xmlns:wps="http://schemas.microsoft.com/office/word/2010/wordprocessingShape" mc:Ignorable="w14 w15 w16se w16cid w16 w16cex w16sdtdh w16sdtfl w16du wp14">
+<w:numbering xmlns:wpc="http://schemas.microsoft.com/office/word/2010/wordprocessingCanvas" xmlns:cx="http://schemas.microsoft.com/office/drawing/2014/chartex" xmlns:cx1="http://schemas.microsoft.com/office/drawing/2015/9/8/chartex" xmlns:cx2="http://schemas.microsoft.com/office/drawing/2015/10/21/chartex" xmlns:cx3="http://schemas.microsoft.com/office/drawing/2016/5/9/chartex" xmlns:cx4="http://schemas.microsoft.com/office/drawing/2016/5/10/chartex" xmlns:cx5="http://schemas.microsoft.com/office/drawing/2016/5/11/chartex" xmlns:cx6="http://schemas.microsoft.com/office/drawing/2016/5/12/chartex" xmlns:cx7="http://schemas.microsoft.com/office/drawing/2016/5/13/chartex" xmlns:cx8="http://schemas.microsoft.com/office/drawing/2016/5/14/chartex" xmlns:mc="http://schemas.openxmlformats.org/markup-compatibility/2006" xmlns:aink="http://schemas.microsoft.com/office/drawing/2016/ink" xmlns:am3d="http://schemas.microsoft.com/office/drawing/2017/model3d" xmlns:o="urn:schemas-microsoft-com:office:office" xmlns:oel="http://schemas.microsoft.com/office/2019/extlst" xmlns:r="http://schemas.openxmlformats.org/officeDocument/2006/relationships" xmlns:m="http://schemas.openxmlformats.org/officeDocument/2006/math" xmlns:v="urn:schemas-microsoft-com:vml" xmlns:wp14="http://schemas.microsoft.com/office/word/2010/wordprocessingDrawing" xmlns:wp="http://schemas.openxmlformats.org/drawingml/2006/wordprocessingDrawing" xmlns:w10="urn:schemas-microsoft-com:office:word" xmlns:w="http://schemas.openxmlformats.org/wordprocessingml/2006/main" xmlns:w14="http://schemas.microsoft.com/office/word/2010/wordml" xmlns:w15="http://schemas.microsoft.com/office/word/2012/wordml" xmlns:w16cei="http://schemas.microsoft.com/office/word/2026/wordml/cei" xmlns:w16cex="http://schemas.microsoft.com/office/word/2018/wordml/cex" xmlns:w16cid="http://schemas.microsoft.com/office/word/2016/wordml/cid" xmlns:w16="http://schemas.microsoft.com/office/word/2018/wordml" xmlns:w16du="http://schemas.microsoft.com/office/word/2023/wordml/word16du" xmlns:w16sdtdh="http://schemas.microsoft.com/office/word/2020/wordml/sdtdatahash" xmlns:w16sdtfl="http://schemas.microsoft.com/office/word/2024/wordml/sdtformatlock" xmlns:w16se="http://schemas.microsoft.com/office/word/2015/wordml/symex" xmlns:wpg="http://schemas.microsoft.com/office/word/2010/wordprocessingGroup" xmlns:wpi="http://schemas.microsoft.com/office/word/2010/wordprocessingInk" xmlns:wne="http://schemas.microsoft.com/office/word/2006/wordml" xmlns:wps="http://schemas.microsoft.com/office/word/2010/wordprocessingShape" mc:Ignorable="w14 w15 w16se w16cid w16 w16cex w16sdtdh w16sdtfl w16du wp14">
   <w:abstractNum w:abstractNumId="0" w15:restartNumberingAfterBreak="0">
     <w:nsid w:val="0DD717E0"/>
     <w:multiLevelType w:val="multilevel"/>
@@ -4292,7 +4438,6 @@
   <w:style w:type="character" w:default="1" w:styleId="DefaultParagraphFont">
     <w:name w:val="Default Paragraph Font"/>
     <w:uiPriority w:val="1"/>
-    <w:semiHidden/>
     <w:unhideWhenUsed/>
   </w:style>
   <w:style w:type="table" w:default="1" w:styleId="TableNormal">
